--- a/cf/jm/u/files/u066.docx
+++ b/cf/jm/u/files/u066.docx
@@ -20,7 +20,7 @@
     </w:p>
     <w:p>
       <w:r>
-        <w:t>請針對每個題目，把答案填在「回答：」後面（越具體越好）；填好後請放回您的部門資料夾即可，不需回信。</w:t>
+        <w:t>這份問卷是想更了解您的實際作業，好把您的 AI 助理做得更貼近需求。第一部分請把答案填在「回答：」後面（越具體越好）；第二部分只是先讓您了解，之後用的時候再一起調整，不用現在填。填好後放回您的部門資料夾即可，不需回信。</w:t>
       </w:r>
     </w:p>
     <w:p>
@@ -32,8 +32,16 @@
       </w:r>
     </w:p>
     <w:p>
+      <w:pPr>
+        <w:pStyle w:val="Heading2"/>
+      </w:pPr>
       <w:r>
-        <w:t>1. 落塵檢驗目前手寫紙本，能否改成線上表單或平板直接輸入？若維持紙本，拍照 OCR 品質是否穩定？</w:t>
+        <w:t>一、請您提供或確認的事情</w:t>
+      </w:r>
+    </w:p>
+    <w:p>
+      <w:r>
+        <w:t>1. 你要 AI 幫忙的是每月落塵檢驗後，把手寫的數據整理成一份完整 Excel，對嗎？</w:t>
       </w:r>
     </w:p>
     <w:p>
@@ -43,7 +51,7 @@
     </w:p>
     <w:p>
       <w:r>
-        <w:t>2. 各檢測點的合格判定門檻是多少（不同區域是否不同）？有沒有明列的 SOP？</w:t>
+        <w:t>2. 現在數據是檢驗完手寫在紙上，AI 要幫忙的話，先要把紙本拍照或掃描給它讀</w:t>
       </w:r>
     </w:p>
     <w:p>
@@ -53,7 +61,7 @@
     </w:p>
     <w:p>
       <w:r>
-        <w:t>3. 報表 Excel 的欄位與圖表模板是否固定？要不要 AI 一併產出趨勢圖？</w:t>
+        <w:t>3. 手寫拍照 AI 讀得出來，但字太潦草它會標「待補」不亂猜，這樣你能接受嗎？</w:t>
       </w:r>
     </w:p>
     <w:p>
@@ -63,7 +71,7 @@
     </w:p>
     <w:p>
       <w:r>
-        <w:t>4. 檢測點代碼有沒有對照表？手寫單上的點位如何對應？</w:t>
+        <w:t>4. 更好的做法是乾脆改成線上表單或直接匯出電子檔，這樣 AI 又快又準，願意調整嗎？</w:t>
       </w:r>
     </w:p>
     <w:p>
@@ -73,7 +81,7 @@
     </w:p>
     <w:p>
       <w:r>
-        <w:t>5. 異常值除了標示，是否需要自動提示複測或通知對象？</w:t>
+        <w:t>5. 你希望的報表有哪些欄位？（日期、檢測點、量測值、單位、合格/異常）給範本最好</w:t>
       </w:r>
     </w:p>
     <w:p>
@@ -83,12 +91,45 @@
     </w:p>
     <w:p>
       <w:r>
-        <w:t>6. 字跡不清時一律標「待補」不臆測，這樣可以接受嗎？</w:t>
+        <w:t>6. 合格/異常的判定門檻是多少（粒徑、顆粒數上限）？先給 AI 標準，它才能幫你標異常</w:t>
       </w:r>
     </w:p>
     <w:p>
       <w:r>
         <w:t>回答：</w:t>
+      </w:r>
+    </w:p>
+    <w:p>
+      <w:pPr>
+        <w:pStyle w:val="Heading2"/>
+      </w:pPr>
+      <w:r>
+        <w:t>二、要用了之後、跟 AI 一起調整的事情（先了解即可，不用現在填）</w:t>
+      </w:r>
+    </w:p>
+    <w:p>
+      <w:r>
+        <w:t>• 剛開始拿手寫拍照給 AI 讀時，逐筆核對它讀出來的數字對不對，讀錯就當場改</w:t>
+      </w:r>
+    </w:p>
+    <w:p>
+      <w:r>
+        <w:t>• 字跡不清它標「待補」是不亂填，你補上正確值再讓它彙整</w:t>
+      </w:r>
+    </w:p>
+    <w:p>
+      <w:r>
+        <w:t>• 把合格門檻告訴它，它才能自動幫你標出異常值；沒門檻時它會請你人工判定</w:t>
+      </w:r>
+    </w:p>
+    <w:p>
+      <w:r>
+        <w:t>• 報表欄位跟你們現有格式不同就把範本給它，它照著排</w:t>
+      </w:r>
+    </w:p>
+    <w:p>
+      <w:r>
+        <w:t>• 最有效的一步是把手寫改成線上表單或定期匯出，數位化之後這題就變得又快又簡單</w:t>
       </w:r>
     </w:p>
     <w:p/>
